--- a/test-data/wml/style_linked.docx
+++ b/test-data/wml/style_linked.docx
@@ -53,8 +53,8 @@
     <w:uiPriority w:val="29"/>
     <w:qFormat/>
     <w:pPr>
+      <w:ind w:left="720" w:right="720"/>
       <w:jc w:val="center"/>
-      <w:ind w:left="720" w:right="720"/>
     </w:pPr>
     <w:rPr>
       <w:i/>
